--- a/SESSION3_ASSIGNMENTS.docx
+++ b/SESSION3_ASSIGNMENTS.docx
@@ -23,29 +23,7 @@
           <w:szCs w:val="32"/>
           <w:lang w:val="en-US"/>
         </w:rPr>
-        <w:t xml:space="preserve">Session3 </w:t>
-      </w:r>
-      <w:r>
-        <w:rPr>
-          <w:rFonts w:ascii="Times New Roman" w:hAnsi="Times New Roman" w:cs="Times New Roman"/>
-          <w:b/>
-          <w:bCs/>
-          <w:sz w:val="32"/>
-          <w:szCs w:val="32"/>
-          <w:lang w:val="en-US"/>
-        </w:rPr>
-        <w:t>A</w:t>
-      </w:r>
-      <w:r>
-        <w:rPr>
-          <w:rFonts w:ascii="Times New Roman" w:hAnsi="Times New Roman" w:cs="Times New Roman"/>
-          <w:b/>
-          <w:bCs/>
-          <w:sz w:val="32"/>
-          <w:szCs w:val="32"/>
-          <w:lang w:val="en-US"/>
-        </w:rPr>
-        <w:t>ssignment</w:t>
+        <w:t>Session3 assignment</w:t>
       </w:r>
     </w:p>
     <w:p>
@@ -55,8 +33,8 @@
           <w:rFonts w:ascii="Times New Roman" w:hAnsi="Times New Roman" w:cs="Times New Roman"/>
           <w:b/>
           <w:bCs/>
-          <w:sz w:val="28"/>
-          <w:szCs w:val="28"/>
+          <w:sz w:val="32"/>
+          <w:szCs w:val="32"/>
           <w:lang w:val="en-US"/>
         </w:rPr>
       </w:pPr>
@@ -175,7 +153,7 @@
           <w:szCs w:val="28"/>
         </w:rPr>
         <w:drawing>
-          <wp:inline distT="0" distB="0" distL="0" distR="0" wp14:anchorId="110CF3B4" wp14:editId="74ABC9B3">
+          <wp:inline distT="0" distB="0" distL="0" distR="0" wp14:anchorId="55CCD8F9" wp14:editId="2EACBCF9">
             <wp:extent cx="5731510" cy="1946275"/>
             <wp:effectExtent l="0" t="0" r="2540" b="0"/>
             <wp:docPr id="470082529" name="Picture 3"/>
@@ -366,7 +344,29 @@
           <w:sz w:val="28"/>
           <w:szCs w:val="28"/>
         </w:rPr>
-        <w:t>) to convert each string before summing.&lt;/</w:t>
+        <w:t xml:space="preserve">) to convert each string before </w:t>
+      </w:r>
+      <w:proofErr w:type="gramStart"/>
+      <w:r>
+        <w:rPr>
+          <w:rFonts w:ascii="Times New Roman" w:hAnsi="Times New Roman" w:cs="Times New Roman"/>
+          <w:b/>
+          <w:bCs/>
+          <w:sz w:val="28"/>
+          <w:szCs w:val="28"/>
+        </w:rPr>
+        <w:t>summing.&lt;</w:t>
+      </w:r>
+      <w:proofErr w:type="gramEnd"/>
+      <w:r>
+        <w:rPr>
+          <w:rFonts w:ascii="Times New Roman" w:hAnsi="Times New Roman" w:cs="Times New Roman"/>
+          <w:b/>
+          <w:bCs/>
+          <w:sz w:val="28"/>
+          <w:szCs w:val="28"/>
+        </w:rPr>
+        <w:t>/</w:t>
       </w:r>
       <w:proofErr w:type="spellStart"/>
       <w:r>
@@ -395,8 +395,6 @@
       <w:pPr>
         <w:rPr>
           <w:rFonts w:ascii="Times New Roman" w:hAnsi="Times New Roman" w:cs="Times New Roman"/>
-          <w:b/>
-          <w:bCs/>
           <w:sz w:val="28"/>
           <w:szCs w:val="28"/>
         </w:rPr>
@@ -418,7 +416,7 @@
           <w:szCs w:val="28"/>
         </w:rPr>
         <w:drawing>
-          <wp:inline distT="0" distB="0" distL="0" distR="0" wp14:anchorId="28EF4925" wp14:editId="34EF94F1">
+          <wp:inline distT="0" distB="0" distL="0" distR="0" wp14:anchorId="33DA613E" wp14:editId="5BD1579F">
             <wp:extent cx="5731510" cy="1517650"/>
             <wp:effectExtent l="0" t="0" r="2540" b="6350"/>
             <wp:docPr id="604674201" name="Picture 4"/>
@@ -484,196 +482,9 @@
       <w:pPr>
         <w:rPr>
           <w:rFonts w:ascii="Times New Roman" w:hAnsi="Times New Roman" w:cs="Times New Roman"/>
-          <w:b/>
-          <w:bCs/>
-          <w:sz w:val="28"/>
-          <w:szCs w:val="28"/>
-        </w:rPr>
-      </w:pPr>
-      <w:r>
-        <w:rPr>
-          <w:rFonts w:ascii="Times New Roman" w:hAnsi="Times New Roman" w:cs="Times New Roman"/>
-          <w:b/>
-          <w:bCs/>
-          <w:sz w:val="28"/>
-          <w:szCs w:val="28"/>
-        </w:rPr>
-        <w:lastRenderedPageBreak/>
-        <w:t>3.Create a script that asks the user to input their cricket score as a string, converts it to an int, and prints 'Half-century!' if the score is 50 or more, otherwise prints 'Keep going!</w:t>
-      </w:r>
-      <w:proofErr w:type="gramStart"/>
-      <w:r>
-        <w:rPr>
-          <w:rFonts w:ascii="Times New Roman" w:hAnsi="Times New Roman" w:cs="Times New Roman"/>
-          <w:b/>
-          <w:bCs/>
-          <w:sz w:val="28"/>
-          <w:szCs w:val="28"/>
-        </w:rPr>
-        <w:t>'.&lt;</w:t>
-      </w:r>
-      <w:proofErr w:type="spellStart"/>
-      <w:proofErr w:type="gramEnd"/>
-      <w:r>
-        <w:rPr>
-          <w:rFonts w:ascii="Times New Roman" w:hAnsi="Times New Roman" w:cs="Times New Roman"/>
-          <w:b/>
-          <w:bCs/>
-          <w:sz w:val="28"/>
-          <w:szCs w:val="28"/>
-        </w:rPr>
-        <w:t>br</w:t>
-      </w:r>
-      <w:proofErr w:type="spellEnd"/>
-      <w:r>
-        <w:rPr>
-          <w:rFonts w:ascii="Times New Roman" w:hAnsi="Times New Roman" w:cs="Times New Roman"/>
-          <w:b/>
-          <w:bCs/>
-          <w:sz w:val="28"/>
-          <w:szCs w:val="28"/>
-        </w:rPr>
-        <w:t>&gt;&lt;</w:t>
-      </w:r>
-      <w:proofErr w:type="spellStart"/>
-      <w:r>
-        <w:rPr>
-          <w:rFonts w:ascii="Times New Roman" w:hAnsi="Times New Roman" w:cs="Times New Roman"/>
-          <w:b/>
-          <w:bCs/>
-          <w:sz w:val="28"/>
-          <w:szCs w:val="28"/>
-        </w:rPr>
-        <w:t>br</w:t>
-      </w:r>
-      <w:proofErr w:type="spellEnd"/>
-      <w:r>
-        <w:rPr>
-          <w:rFonts w:ascii="Times New Roman" w:hAnsi="Times New Roman" w:cs="Times New Roman"/>
-          <w:b/>
-          <w:bCs/>
-          <w:sz w:val="28"/>
-          <w:szCs w:val="28"/>
-        </w:rPr>
-        <w:t>&gt;&lt;</w:t>
-      </w:r>
-      <w:proofErr w:type="spellStart"/>
-      <w:r>
-        <w:rPr>
-          <w:rFonts w:ascii="Times New Roman" w:hAnsi="Times New Roman" w:cs="Times New Roman"/>
-          <w:b/>
-          <w:bCs/>
-          <w:sz w:val="28"/>
-          <w:szCs w:val="28"/>
-        </w:rPr>
-        <w:t>em</w:t>
-      </w:r>
-      <w:proofErr w:type="spellEnd"/>
-      <w:r>
-        <w:rPr>
-          <w:rFonts w:ascii="Times New Roman" w:hAnsi="Times New Roman" w:cs="Times New Roman"/>
-          <w:b/>
-          <w:bCs/>
-          <w:sz w:val="28"/>
-          <w:szCs w:val="28"/>
-        </w:rPr>
-        <w:t xml:space="preserve">&gt;&lt;strong&gt;Constraint:&lt;/strong&gt; Use </w:t>
-      </w:r>
-      <w:proofErr w:type="gramStart"/>
-      <w:r>
-        <w:rPr>
-          <w:rFonts w:ascii="Times New Roman" w:hAnsi="Times New Roman" w:cs="Times New Roman"/>
-          <w:b/>
-          <w:bCs/>
-          <w:sz w:val="28"/>
-          <w:szCs w:val="28"/>
-        </w:rPr>
-        <w:t>input(</w:t>
-      </w:r>
-      <w:proofErr w:type="gramEnd"/>
-      <w:r>
-        <w:rPr>
-          <w:rFonts w:ascii="Times New Roman" w:hAnsi="Times New Roman" w:cs="Times New Roman"/>
-          <w:b/>
-          <w:bCs/>
-          <w:sz w:val="28"/>
-          <w:szCs w:val="28"/>
-        </w:rPr>
-        <w:t xml:space="preserve">), </w:t>
-      </w:r>
-      <w:proofErr w:type="gramStart"/>
-      <w:r>
-        <w:rPr>
-          <w:rFonts w:ascii="Times New Roman" w:hAnsi="Times New Roman" w:cs="Times New Roman"/>
-          <w:b/>
-          <w:bCs/>
-          <w:sz w:val="28"/>
-          <w:szCs w:val="28"/>
-        </w:rPr>
-        <w:t>int(</w:t>
-      </w:r>
-      <w:proofErr w:type="gramEnd"/>
-      <w:r>
-        <w:rPr>
-          <w:rFonts w:ascii="Times New Roman" w:hAnsi="Times New Roman" w:cs="Times New Roman"/>
-          <w:b/>
-          <w:bCs/>
-          <w:sz w:val="28"/>
-          <w:szCs w:val="28"/>
-        </w:rPr>
-        <w:t>), and if-</w:t>
-      </w:r>
-      <w:proofErr w:type="gramStart"/>
-      <w:r>
-        <w:rPr>
-          <w:rFonts w:ascii="Times New Roman" w:hAnsi="Times New Roman" w:cs="Times New Roman"/>
-          <w:b/>
-          <w:bCs/>
-          <w:sz w:val="28"/>
-          <w:szCs w:val="28"/>
-        </w:rPr>
-        <w:t>else.&lt;</w:t>
-      </w:r>
-      <w:proofErr w:type="gramEnd"/>
-      <w:r>
-        <w:rPr>
-          <w:rFonts w:ascii="Times New Roman" w:hAnsi="Times New Roman" w:cs="Times New Roman"/>
-          <w:b/>
-          <w:bCs/>
-          <w:sz w:val="28"/>
-          <w:szCs w:val="28"/>
-        </w:rPr>
-        <w:t>/</w:t>
-      </w:r>
-      <w:proofErr w:type="spellStart"/>
-      <w:r>
-        <w:rPr>
-          <w:rFonts w:ascii="Times New Roman" w:hAnsi="Times New Roman" w:cs="Times New Roman"/>
-          <w:b/>
-          <w:bCs/>
-          <w:sz w:val="28"/>
-          <w:szCs w:val="28"/>
-        </w:rPr>
-        <w:t>em</w:t>
-      </w:r>
-      <w:proofErr w:type="spellEnd"/>
-      <w:r>
-        <w:rPr>
-          <w:rFonts w:ascii="Times New Roman" w:hAnsi="Times New Roman" w:cs="Times New Roman"/>
-          <w:b/>
-          <w:bCs/>
-          <w:sz w:val="28"/>
-          <w:szCs w:val="28"/>
-        </w:rPr>
-        <w:t>&gt;</w:t>
-      </w:r>
-    </w:p>
-    <w:p>
-      <w:pPr>
-        <w:rPr>
-          <w:rFonts w:ascii="Times New Roman" w:hAnsi="Times New Roman" w:cs="Times New Roman"/>
-          <w:sz w:val="28"/>
-          <w:szCs w:val="28"/>
+          <w:sz w:val="28"/>
+          <w:szCs w:val="28"/>
+          <w:lang w:val="en-US"/>
         </w:rPr>
       </w:pPr>
     </w:p>
@@ -681,6 +492,8 @@
       <w:pPr>
         <w:rPr>
           <w:rFonts w:ascii="Times New Roman" w:hAnsi="Times New Roman" w:cs="Times New Roman"/>
+          <w:b/>
+          <w:bCs/>
           <w:sz w:val="28"/>
           <w:szCs w:val="28"/>
         </w:rPr>
@@ -688,12 +501,207 @@
       <w:r>
         <w:rPr>
           <w:rFonts w:ascii="Times New Roman" w:hAnsi="Times New Roman" w:cs="Times New Roman"/>
+          <w:b/>
+          <w:bCs/>
+          <w:sz w:val="28"/>
+          <w:szCs w:val="28"/>
+        </w:rPr>
+        <w:lastRenderedPageBreak/>
+        <w:t>3.Create a script that asks the user to input their cricket score as a string, converts it to an int, and prints 'Half-century!' if the score is 50 or more, otherwise prints 'Keep going!</w:t>
+      </w:r>
+      <w:proofErr w:type="gramStart"/>
+      <w:r>
+        <w:rPr>
+          <w:rFonts w:ascii="Times New Roman" w:hAnsi="Times New Roman" w:cs="Times New Roman"/>
+          <w:b/>
+          <w:bCs/>
+          <w:sz w:val="28"/>
+          <w:szCs w:val="28"/>
+        </w:rPr>
+        <w:t>'.&lt;</w:t>
+      </w:r>
+      <w:proofErr w:type="spellStart"/>
+      <w:proofErr w:type="gramEnd"/>
+      <w:r>
+        <w:rPr>
+          <w:rFonts w:ascii="Times New Roman" w:hAnsi="Times New Roman" w:cs="Times New Roman"/>
+          <w:b/>
+          <w:bCs/>
+          <w:sz w:val="28"/>
+          <w:szCs w:val="28"/>
+        </w:rPr>
+        <w:t>br</w:t>
+      </w:r>
+      <w:proofErr w:type="spellEnd"/>
+      <w:r>
+        <w:rPr>
+          <w:rFonts w:ascii="Times New Roman" w:hAnsi="Times New Roman" w:cs="Times New Roman"/>
+          <w:b/>
+          <w:bCs/>
+          <w:sz w:val="28"/>
+          <w:szCs w:val="28"/>
+        </w:rPr>
+        <w:t>&gt;&lt;</w:t>
+      </w:r>
+      <w:proofErr w:type="spellStart"/>
+      <w:r>
+        <w:rPr>
+          <w:rFonts w:ascii="Times New Roman" w:hAnsi="Times New Roman" w:cs="Times New Roman"/>
+          <w:b/>
+          <w:bCs/>
+          <w:sz w:val="28"/>
+          <w:szCs w:val="28"/>
+        </w:rPr>
+        <w:t>br</w:t>
+      </w:r>
+      <w:proofErr w:type="spellEnd"/>
+      <w:r>
+        <w:rPr>
+          <w:rFonts w:ascii="Times New Roman" w:hAnsi="Times New Roman" w:cs="Times New Roman"/>
+          <w:b/>
+          <w:bCs/>
+          <w:sz w:val="28"/>
+          <w:szCs w:val="28"/>
+        </w:rPr>
+        <w:t>&gt;&lt;</w:t>
+      </w:r>
+      <w:proofErr w:type="spellStart"/>
+      <w:r>
+        <w:rPr>
+          <w:rFonts w:ascii="Times New Roman" w:hAnsi="Times New Roman" w:cs="Times New Roman"/>
+          <w:b/>
+          <w:bCs/>
+          <w:sz w:val="28"/>
+          <w:szCs w:val="28"/>
+        </w:rPr>
+        <w:t>em</w:t>
+      </w:r>
+      <w:proofErr w:type="spellEnd"/>
+      <w:r>
+        <w:rPr>
+          <w:rFonts w:ascii="Times New Roman" w:hAnsi="Times New Roman" w:cs="Times New Roman"/>
+          <w:b/>
+          <w:bCs/>
+          <w:sz w:val="28"/>
+          <w:szCs w:val="28"/>
+        </w:rPr>
+        <w:t xml:space="preserve">&gt;&lt;strong&gt;Constraint:&lt;/strong&gt; Use </w:t>
+      </w:r>
+      <w:proofErr w:type="gramStart"/>
+      <w:r>
+        <w:rPr>
+          <w:rFonts w:ascii="Times New Roman" w:hAnsi="Times New Roman" w:cs="Times New Roman"/>
+          <w:b/>
+          <w:bCs/>
+          <w:sz w:val="28"/>
+          <w:szCs w:val="28"/>
+        </w:rPr>
+        <w:t>input(</w:t>
+      </w:r>
+      <w:proofErr w:type="gramEnd"/>
+      <w:r>
+        <w:rPr>
+          <w:rFonts w:ascii="Times New Roman" w:hAnsi="Times New Roman" w:cs="Times New Roman"/>
+          <w:b/>
+          <w:bCs/>
+          <w:sz w:val="28"/>
+          <w:szCs w:val="28"/>
+        </w:rPr>
+        <w:t xml:space="preserve">), </w:t>
+      </w:r>
+      <w:proofErr w:type="gramStart"/>
+      <w:r>
+        <w:rPr>
+          <w:rFonts w:ascii="Times New Roman" w:hAnsi="Times New Roman" w:cs="Times New Roman"/>
+          <w:b/>
+          <w:bCs/>
+          <w:sz w:val="28"/>
+          <w:szCs w:val="28"/>
+        </w:rPr>
+        <w:t>int(</w:t>
+      </w:r>
+      <w:proofErr w:type="gramEnd"/>
+      <w:r>
+        <w:rPr>
+          <w:rFonts w:ascii="Times New Roman" w:hAnsi="Times New Roman" w:cs="Times New Roman"/>
+          <w:b/>
+          <w:bCs/>
+          <w:sz w:val="28"/>
+          <w:szCs w:val="28"/>
+        </w:rPr>
+        <w:t>), and if-</w:t>
+      </w:r>
+      <w:proofErr w:type="gramStart"/>
+      <w:r>
+        <w:rPr>
+          <w:rFonts w:ascii="Times New Roman" w:hAnsi="Times New Roman" w:cs="Times New Roman"/>
+          <w:b/>
+          <w:bCs/>
+          <w:sz w:val="28"/>
+          <w:szCs w:val="28"/>
+        </w:rPr>
+        <w:t>else.&lt;</w:t>
+      </w:r>
+      <w:proofErr w:type="gramEnd"/>
+      <w:r>
+        <w:rPr>
+          <w:rFonts w:ascii="Times New Roman" w:hAnsi="Times New Roman" w:cs="Times New Roman"/>
+          <w:b/>
+          <w:bCs/>
+          <w:sz w:val="28"/>
+          <w:szCs w:val="28"/>
+        </w:rPr>
+        <w:t>/</w:t>
+      </w:r>
+      <w:proofErr w:type="spellStart"/>
+      <w:r>
+        <w:rPr>
+          <w:rFonts w:ascii="Times New Roman" w:hAnsi="Times New Roman" w:cs="Times New Roman"/>
+          <w:b/>
+          <w:bCs/>
+          <w:sz w:val="28"/>
+          <w:szCs w:val="28"/>
+        </w:rPr>
+        <w:t>em</w:t>
+      </w:r>
+      <w:proofErr w:type="spellEnd"/>
+      <w:r>
+        <w:rPr>
+          <w:rFonts w:ascii="Times New Roman" w:hAnsi="Times New Roman" w:cs="Times New Roman"/>
+          <w:b/>
+          <w:bCs/>
+          <w:sz w:val="28"/>
+          <w:szCs w:val="28"/>
+        </w:rPr>
+        <w:t>&gt;</w:t>
+      </w:r>
+    </w:p>
+    <w:p>
+      <w:pPr>
+        <w:rPr>
+          <w:rFonts w:ascii="Times New Roman" w:hAnsi="Times New Roman" w:cs="Times New Roman"/>
+          <w:sz w:val="28"/>
+          <w:szCs w:val="28"/>
+        </w:rPr>
+      </w:pPr>
+    </w:p>
+    <w:p>
+      <w:pPr>
+        <w:rPr>
+          <w:rFonts w:ascii="Times New Roman" w:hAnsi="Times New Roman" w:cs="Times New Roman"/>
+          <w:sz w:val="28"/>
+          <w:szCs w:val="28"/>
+        </w:rPr>
+      </w:pPr>
+      <w:r>
+        <w:rPr>
+          <w:rFonts w:ascii="Times New Roman" w:hAnsi="Times New Roman" w:cs="Times New Roman"/>
           <w:noProof/>
           <w:sz w:val="28"/>
           <w:szCs w:val="28"/>
         </w:rPr>
         <w:drawing>
-          <wp:inline distT="0" distB="0" distL="0" distR="0" wp14:anchorId="2514F7E7" wp14:editId="3332FFA4">
+          <wp:inline distT="0" distB="0" distL="0" distR="0" wp14:anchorId="091B4F46" wp14:editId="77BCE21B">
             <wp:extent cx="5731510" cy="1916430"/>
             <wp:effectExtent l="0" t="0" r="2540" b="7620"/>
             <wp:docPr id="878840052" name="Picture 5"/>
@@ -957,6 +965,8 @@
       <w:pPr>
         <w:rPr>
           <w:rFonts w:ascii="Times New Roman" w:hAnsi="Times New Roman" w:cs="Times New Roman"/>
+          <w:b/>
+          <w:bCs/>
           <w:sz w:val="28"/>
           <w:szCs w:val="28"/>
         </w:rPr>
@@ -982,7 +992,7 @@
           <w:szCs w:val="28"/>
         </w:rPr>
         <w:drawing>
-          <wp:inline distT="0" distB="0" distL="0" distR="0" wp14:anchorId="2F80EAAB" wp14:editId="0993B19F">
+          <wp:inline distT="0" distB="0" distL="0" distR="0" wp14:anchorId="243B100F" wp14:editId="08E3D8CF">
             <wp:extent cx="5731510" cy="1479550"/>
             <wp:effectExtent l="0" t="0" r="2540" b="6350"/>
             <wp:docPr id="1177151891" name="Picture 6"/>
@@ -1040,6 +1050,13 @@
           <w:sz w:val="28"/>
           <w:szCs w:val="28"/>
           <w:lang w:val="en-US"/>
+        </w:rPr>
+      </w:pPr>
+    </w:p>
+    <w:p>
+      <w:pPr>
+        <w:rPr>
+          <w:rFonts w:ascii="Times New Roman" w:hAnsi="Times New Roman" w:cs="Times New Roman"/>
         </w:rPr>
       </w:pPr>
     </w:p>
@@ -1453,6 +1470,7 @@
   <w:style w:type="paragraph" w:default="1" w:styleId="Normal">
     <w:name w:val="Normal"/>
     <w:qFormat/>
+    <w:rsid w:val="00097AAB"/>
   </w:style>
   <w:style w:type="paragraph" w:styleId="Heading1">
     <w:name w:val="heading 1"/>
@@ -1461,7 +1479,7 @@
     <w:link w:val="Heading1Char"/>
     <w:uiPriority w:val="9"/>
     <w:qFormat/>
-    <w:rsid w:val="0008753E"/>
+    <w:rsid w:val="00097AAB"/>
     <w:pPr>
       <w:keepNext/>
       <w:keepLines/>
@@ -1484,7 +1502,7 @@
     <w:semiHidden/>
     <w:unhideWhenUsed/>
     <w:qFormat/>
-    <w:rsid w:val="0008753E"/>
+    <w:rsid w:val="00097AAB"/>
     <w:pPr>
       <w:keepNext/>
       <w:keepLines/>
@@ -1507,7 +1525,7 @@
     <w:semiHidden/>
     <w:unhideWhenUsed/>
     <w:qFormat/>
-    <w:rsid w:val="0008753E"/>
+    <w:rsid w:val="00097AAB"/>
     <w:pPr>
       <w:keepNext/>
       <w:keepLines/>
@@ -1530,7 +1548,7 @@
     <w:semiHidden/>
     <w:unhideWhenUsed/>
     <w:qFormat/>
-    <w:rsid w:val="0008753E"/>
+    <w:rsid w:val="00097AAB"/>
     <w:pPr>
       <w:keepNext/>
       <w:keepLines/>
@@ -1553,7 +1571,7 @@
     <w:semiHidden/>
     <w:unhideWhenUsed/>
     <w:qFormat/>
-    <w:rsid w:val="0008753E"/>
+    <w:rsid w:val="00097AAB"/>
     <w:pPr>
       <w:keepNext/>
       <w:keepLines/>
@@ -1574,7 +1592,7 @@
     <w:semiHidden/>
     <w:unhideWhenUsed/>
     <w:qFormat/>
-    <w:rsid w:val="0008753E"/>
+    <w:rsid w:val="00097AAB"/>
     <w:pPr>
       <w:keepNext/>
       <w:keepLines/>
@@ -1597,7 +1615,7 @@
     <w:semiHidden/>
     <w:unhideWhenUsed/>
     <w:qFormat/>
-    <w:rsid w:val="0008753E"/>
+    <w:rsid w:val="00097AAB"/>
     <w:pPr>
       <w:keepNext/>
       <w:keepLines/>
@@ -1618,7 +1636,7 @@
     <w:semiHidden/>
     <w:unhideWhenUsed/>
     <w:qFormat/>
-    <w:rsid w:val="0008753E"/>
+    <w:rsid w:val="00097AAB"/>
     <w:pPr>
       <w:keepNext/>
       <w:keepLines/>
@@ -1641,7 +1659,7 @@
     <w:semiHidden/>
     <w:unhideWhenUsed/>
     <w:qFormat/>
-    <w:rsid w:val="0008753E"/>
+    <w:rsid w:val="00097AAB"/>
     <w:pPr>
       <w:keepNext/>
       <w:keepLines/>
@@ -1685,7 +1703,7 @@
     <w:basedOn w:val="DefaultParagraphFont"/>
     <w:link w:val="Heading1"/>
     <w:uiPriority w:val="9"/>
-    <w:rsid w:val="0008753E"/>
+    <w:rsid w:val="00097AAB"/>
     <w:rPr>
       <w:rFonts w:asciiTheme="majorHAnsi" w:eastAsiaTheme="majorEastAsia" w:hAnsiTheme="majorHAnsi" w:cstheme="majorBidi"/>
       <w:color w:val="2F5496" w:themeColor="accent1" w:themeShade="BF"/>
@@ -1699,7 +1717,7 @@
     <w:link w:val="Heading2"/>
     <w:uiPriority w:val="9"/>
     <w:semiHidden/>
-    <w:rsid w:val="0008753E"/>
+    <w:rsid w:val="00097AAB"/>
     <w:rPr>
       <w:rFonts w:asciiTheme="majorHAnsi" w:eastAsiaTheme="majorEastAsia" w:hAnsiTheme="majorHAnsi" w:cstheme="majorBidi"/>
       <w:color w:val="2F5496" w:themeColor="accent1" w:themeShade="BF"/>
@@ -1713,7 +1731,7 @@
     <w:link w:val="Heading3"/>
     <w:uiPriority w:val="9"/>
     <w:semiHidden/>
-    <w:rsid w:val="0008753E"/>
+    <w:rsid w:val="00097AAB"/>
     <w:rPr>
       <w:rFonts w:eastAsiaTheme="majorEastAsia" w:cstheme="majorBidi"/>
       <w:color w:val="2F5496" w:themeColor="accent1" w:themeShade="BF"/>
@@ -1727,7 +1745,7 @@
     <w:link w:val="Heading4"/>
     <w:uiPriority w:val="9"/>
     <w:semiHidden/>
-    <w:rsid w:val="0008753E"/>
+    <w:rsid w:val="00097AAB"/>
     <w:rPr>
       <w:rFonts w:eastAsiaTheme="majorEastAsia" w:cstheme="majorBidi"/>
       <w:i/>
@@ -1741,7 +1759,7 @@
     <w:link w:val="Heading5"/>
     <w:uiPriority w:val="9"/>
     <w:semiHidden/>
-    <w:rsid w:val="0008753E"/>
+    <w:rsid w:val="00097AAB"/>
     <w:rPr>
       <w:rFonts w:eastAsiaTheme="majorEastAsia" w:cstheme="majorBidi"/>
       <w:color w:val="2F5496" w:themeColor="accent1" w:themeShade="BF"/>
@@ -1753,7 +1771,7 @@
     <w:link w:val="Heading6"/>
     <w:uiPriority w:val="9"/>
     <w:semiHidden/>
-    <w:rsid w:val="0008753E"/>
+    <w:rsid w:val="00097AAB"/>
     <w:rPr>
       <w:rFonts w:eastAsiaTheme="majorEastAsia" w:cstheme="majorBidi"/>
       <w:i/>
@@ -1767,7 +1785,7 @@
     <w:link w:val="Heading7"/>
     <w:uiPriority w:val="9"/>
     <w:semiHidden/>
-    <w:rsid w:val="0008753E"/>
+    <w:rsid w:val="00097AAB"/>
     <w:rPr>
       <w:rFonts w:eastAsiaTheme="majorEastAsia" w:cstheme="majorBidi"/>
       <w:color w:val="595959" w:themeColor="text1" w:themeTint="A6"/>
@@ -1779,7 +1797,7 @@
     <w:link w:val="Heading8"/>
     <w:uiPriority w:val="9"/>
     <w:semiHidden/>
-    <w:rsid w:val="0008753E"/>
+    <w:rsid w:val="00097AAB"/>
     <w:rPr>
       <w:rFonts w:eastAsiaTheme="majorEastAsia" w:cstheme="majorBidi"/>
       <w:i/>
@@ -1793,7 +1811,7 @@
     <w:link w:val="Heading9"/>
     <w:uiPriority w:val="9"/>
     <w:semiHidden/>
-    <w:rsid w:val="0008753E"/>
+    <w:rsid w:val="00097AAB"/>
     <w:rPr>
       <w:rFonts w:eastAsiaTheme="majorEastAsia" w:cstheme="majorBidi"/>
       <w:color w:val="272727" w:themeColor="text1" w:themeTint="D8"/>
@@ -1806,7 +1824,7 @@
     <w:link w:val="TitleChar"/>
     <w:uiPriority w:val="10"/>
     <w:qFormat/>
-    <w:rsid w:val="0008753E"/>
+    <w:rsid w:val="00097AAB"/>
     <w:pPr>
       <w:spacing w:after="80" w:line="240" w:lineRule="auto"/>
       <w:contextualSpacing/>
@@ -1824,7 +1842,7 @@
     <w:basedOn w:val="DefaultParagraphFont"/>
     <w:link w:val="Title"/>
     <w:uiPriority w:val="10"/>
-    <w:rsid w:val="0008753E"/>
+    <w:rsid w:val="00097AAB"/>
     <w:rPr>
       <w:rFonts w:asciiTheme="majorHAnsi" w:eastAsiaTheme="majorEastAsia" w:hAnsiTheme="majorHAnsi" w:cstheme="majorBidi"/>
       <w:spacing w:val="-10"/>
@@ -1840,7 +1858,7 @@
     <w:link w:val="SubtitleChar"/>
     <w:uiPriority w:val="11"/>
     <w:qFormat/>
-    <w:rsid w:val="0008753E"/>
+    <w:rsid w:val="00097AAB"/>
     <w:pPr>
       <w:numPr>
         <w:ilvl w:val="1"/>
@@ -1859,7 +1877,7 @@
     <w:basedOn w:val="DefaultParagraphFont"/>
     <w:link w:val="Subtitle"/>
     <w:uiPriority w:val="11"/>
-    <w:rsid w:val="0008753E"/>
+    <w:rsid w:val="00097AAB"/>
     <w:rPr>
       <w:rFonts w:eastAsiaTheme="majorEastAsia" w:cstheme="majorBidi"/>
       <w:color w:val="595959" w:themeColor="text1" w:themeTint="A6"/>
@@ -1875,7 +1893,7 @@
     <w:link w:val="QuoteChar"/>
     <w:uiPriority w:val="29"/>
     <w:qFormat/>
-    <w:rsid w:val="0008753E"/>
+    <w:rsid w:val="00097AAB"/>
     <w:pPr>
       <w:spacing w:before="160"/>
       <w:jc w:val="center"/>
@@ -1891,7 +1909,7 @@
     <w:basedOn w:val="DefaultParagraphFont"/>
     <w:link w:val="Quote"/>
     <w:uiPriority w:val="29"/>
-    <w:rsid w:val="0008753E"/>
+    <w:rsid w:val="00097AAB"/>
     <w:rPr>
       <w:i/>
       <w:iCs/>
@@ -1903,7 +1921,7 @@
     <w:basedOn w:val="Normal"/>
     <w:uiPriority w:val="34"/>
     <w:qFormat/>
-    <w:rsid w:val="0008753E"/>
+    <w:rsid w:val="00097AAB"/>
     <w:pPr>
       <w:ind w:left="720"/>
       <w:contextualSpacing/>
@@ -1914,7 +1932,7 @@
     <w:basedOn w:val="DefaultParagraphFont"/>
     <w:uiPriority w:val="21"/>
     <w:qFormat/>
-    <w:rsid w:val="0008753E"/>
+    <w:rsid w:val="00097AAB"/>
     <w:rPr>
       <w:i/>
       <w:iCs/>
@@ -1928,7 +1946,7 @@
     <w:link w:val="IntenseQuoteChar"/>
     <w:uiPriority w:val="30"/>
     <w:qFormat/>
-    <w:rsid w:val="0008753E"/>
+    <w:rsid w:val="00097AAB"/>
     <w:pPr>
       <w:pBdr>
         <w:top w:val="single" w:sz="4" w:space="10" w:color="2F5496" w:themeColor="accent1" w:themeShade="BF"/>
@@ -1949,7 +1967,7 @@
     <w:basedOn w:val="DefaultParagraphFont"/>
     <w:link w:val="IntenseQuote"/>
     <w:uiPriority w:val="30"/>
-    <w:rsid w:val="0008753E"/>
+    <w:rsid w:val="00097AAB"/>
     <w:rPr>
       <w:i/>
       <w:iCs/>
@@ -1961,7 +1979,7 @@
     <w:basedOn w:val="DefaultParagraphFont"/>
     <w:uiPriority w:val="32"/>
     <w:qFormat/>
-    <w:rsid w:val="0008753E"/>
+    <w:rsid w:val="00097AAB"/>
     <w:rPr>
       <w:b/>
       <w:bCs/>
